--- a/Document/CourseProjectReportTemplate.docx
+++ b/Document/CourseProjectReportTemplate.docx
@@ -3349,7 +3349,21 @@
         <w:rPr>
           <w:rFonts w:cstheme="minorHAnsi"/>
         </w:rPr>
-        <w:t>: Web, Mobile App,..&gt;</w:t>
+        <w:t xml:space="preserve">: Web, Mobile </w:t>
+      </w:r>
+      <w:proofErr w:type="gramStart"/>
+      <w:r>
+        <w:rPr>
+          <w:rFonts w:cstheme="minorHAnsi"/>
+        </w:rPr>
+        <w:t>App,..</w:t>
+      </w:r>
+      <w:proofErr w:type="gramEnd"/>
+      <w:r>
+        <w:rPr>
+          <w:rFonts w:cstheme="minorHAnsi"/>
+        </w:rPr>
+        <w:t>&gt;</w:t>
       </w:r>
       <w:r>
         <w:rPr>
@@ -3944,11 +3958,20 @@
           <w:rStyle w:val="citation-165"/>
           <w:rFonts w:eastAsiaTheme="majorEastAsia"/>
         </w:rPr>
-        <w:t xml:space="preserve"> Configure mock interview sessions by selecting specific industries, job positions, and experience levels (Beginner, Intermediate, Advanced) to match the user's career goals </w:t>
+        <w:t xml:space="preserve"> Configure mock interview sessions by selecting specific industries, job positions, and experience levels (Beginner, Intermediate, Advanced) to match the user's career </w:t>
+      </w:r>
+      <w:proofErr w:type="gramStart"/>
+      <w:r>
+        <w:rPr>
+          <w:rStyle w:val="citation-165"/>
+          <w:rFonts w:eastAsiaTheme="majorEastAsia"/>
+        </w:rPr>
+        <w:t xml:space="preserve">goals </w:t>
       </w:r>
       <w:r>
         <w:t>.</w:t>
       </w:r>
+      <w:proofErr w:type="gramEnd"/>
     </w:p>
     <w:p>
       <w:pPr>
@@ -3968,11 +3991,20 @@
           <w:rStyle w:val="citation-164"/>
           <w:rFonts w:eastAsiaTheme="majorEastAsia"/>
         </w:rPr>
-        <w:t xml:space="preserve"> Conduct interactive mock interviews with an AI-powered recruiter that adapts questions based on the user's role and responses, supporting both text-based input and voice interaction to simulate real-life pressure </w:t>
+        <w:t xml:space="preserve"> Conduct interactive mock interviews with an AI-powered recruiter that adapts questions based on the user's role and responses, supporting both text-based input and voice interaction to simulate real-life </w:t>
+      </w:r>
+      <w:proofErr w:type="gramStart"/>
+      <w:r>
+        <w:rPr>
+          <w:rStyle w:val="citation-164"/>
+          <w:rFonts w:eastAsiaTheme="majorEastAsia"/>
+        </w:rPr>
+        <w:t xml:space="preserve">pressure </w:t>
       </w:r>
       <w:r>
         <w:t>.</w:t>
       </w:r>
+      <w:proofErr w:type="gramEnd"/>
     </w:p>
     <w:p>
       <w:pPr>
@@ -3992,11 +4024,20 @@
           <w:rStyle w:val="citation-163"/>
           <w:rFonts w:eastAsiaTheme="majorEastAsia"/>
         </w:rPr>
-        <w:t xml:space="preserve"> Select interview duration modes (Short, Standard, Deep) to simulate different time-pressure environments and train the user in concise communication </w:t>
+        <w:t xml:space="preserve"> Select interview duration modes (Short, Standard, Deep) to simulate different time-pressure environments and train the user in concise </w:t>
+      </w:r>
+      <w:proofErr w:type="gramStart"/>
+      <w:r>
+        <w:rPr>
+          <w:rStyle w:val="citation-163"/>
+          <w:rFonts w:eastAsiaTheme="majorEastAsia"/>
+        </w:rPr>
+        <w:t xml:space="preserve">communication </w:t>
       </w:r>
       <w:r>
         <w:t>.</w:t>
       </w:r>
+      <w:proofErr w:type="gramEnd"/>
     </w:p>
     <w:p>
       <w:pPr>
@@ -4014,11 +4055,19 @@
         <w:rPr>
           <w:rStyle w:val="citation-162"/>
         </w:rPr>
-        <w:t xml:space="preserve"> Generate immediate, professional feedback reports that include scoring for individual answers, identification of strengths and weaknesses, and specific suggestions for better responses </w:t>
+        <w:t xml:space="preserve"> Generate immediate, professional feedback reports that include scoring for individual answers, identification of strengths and weaknesses, and specific suggestions for better </w:t>
+      </w:r>
+      <w:proofErr w:type="gramStart"/>
+      <w:r>
+        <w:rPr>
+          <w:rStyle w:val="citation-162"/>
+        </w:rPr>
+        <w:t xml:space="preserve">responses </w:t>
       </w:r>
       <w:r>
         <w:t>.</w:t>
       </w:r>
+      <w:proofErr w:type="gramEnd"/>
     </w:p>
     <w:p>
       <w:pPr>
@@ -4036,11 +4085,19 @@
         <w:rPr>
           <w:rStyle w:val="citation-161"/>
         </w:rPr>
-        <w:t xml:space="preserve"> Analyze and rate the user's "Career Fit" (High, Medium, Need Consideration) for a specific job role based on their interview performance, mindset, and problem-solving approach </w:t>
+        <w:t xml:space="preserve"> Analyze and rate the user's "Career Fit" (High, Medium, Need Consideration) for a specific job role based on their interview performance, mindset, and problem-solving </w:t>
+      </w:r>
+      <w:proofErr w:type="gramStart"/>
+      <w:r>
+        <w:rPr>
+          <w:rStyle w:val="citation-161"/>
+        </w:rPr>
+        <w:t xml:space="preserve">approach </w:t>
       </w:r>
       <w:r>
         <w:t>.</w:t>
       </w:r>
+      <w:proofErr w:type="gramEnd"/>
     </w:p>
     <w:p>
       <w:pPr>
@@ -4060,11 +4117,20 @@
           <w:rStyle w:val="citation-160"/>
           <w:rFonts w:eastAsiaTheme="majorEastAsia"/>
         </w:rPr>
-        <w:t xml:space="preserve"> Assign personalized "micro-tasks" (practical situational exercises or research tasks) to help users improve specific skill gaps identified during the interview </w:t>
+        <w:t xml:space="preserve"> Assign personalized "micro-tasks" (practical situational exercises or research tasks) to help users improve specific skill gaps identified during the </w:t>
+      </w:r>
+      <w:proofErr w:type="gramStart"/>
+      <w:r>
+        <w:rPr>
+          <w:rStyle w:val="citation-160"/>
+          <w:rFonts w:eastAsiaTheme="majorEastAsia"/>
+        </w:rPr>
+        <w:t xml:space="preserve">interview </w:t>
       </w:r>
       <w:r>
         <w:t>.</w:t>
       </w:r>
+      <w:proofErr w:type="gramEnd"/>
     </w:p>
     <w:p>
       <w:pPr>
@@ -4082,11 +4148,19 @@
         <w:rPr>
           <w:rStyle w:val="citation-159"/>
         </w:rPr>
-        <w:t xml:space="preserve"> Track and visualize personal progress over time by allowing users to retry interviews and compare results across different attempts </w:t>
+        <w:t xml:space="preserve"> Track and visualize personal progress over time by allowing users to retry interviews and compare results across different </w:t>
+      </w:r>
+      <w:proofErr w:type="gramStart"/>
+      <w:r>
+        <w:rPr>
+          <w:rStyle w:val="citation-159"/>
+        </w:rPr>
+        <w:t xml:space="preserve">attempts </w:t>
       </w:r>
       <w:r>
         <w:t>.</w:t>
       </w:r>
+      <w:proofErr w:type="gramEnd"/>
     </w:p>
     <w:p>
       <w:pPr>
@@ -4758,11 +4832,19 @@
               <w:rPr>
                 <w:rStyle w:val="citation-216"/>
               </w:rPr>
-              <w:t xml:space="preserve">The backend architecture must be capable of handling concurrent AI requests from multiple users simultaneously without degrading the response speed during peak usage times </w:t>
+              <w:t xml:space="preserve">The backend architecture must be capable of handling concurrent AI requests from multiple users simultaneously without degrading the response speed during peak usage </w:t>
+            </w:r>
+            <w:proofErr w:type="gramStart"/>
+            <w:r>
+              <w:rPr>
+                <w:rStyle w:val="citation-216"/>
+              </w:rPr>
+              <w:t xml:space="preserve">times </w:t>
             </w:r>
             <w:r>
               <w:t>.</w:t>
             </w:r>
+            <w:proofErr w:type="gramEnd"/>
           </w:p>
         </w:tc>
       </w:tr>
@@ -5219,15 +5301,22 @@
       <w:bookmarkEnd w:id="14"/>
     </w:p>
     <w:p>
+      <w:pPr>
+        <w:spacing w:before="100" w:beforeAutospacing="1" w:after="100" w:afterAutospacing="1"/>
+        <w:rPr>
+          <w:lang w:eastAsia="ja-JP"/>
+        </w:rPr>
+      </w:pPr>
       <w:r>
         <w:rPr>
           <w:noProof/>
+          <w:lang w:eastAsia="ja-JP"/>
         </w:rPr>
         <w:drawing>
-          <wp:inline distT="0" distB="0" distL="0" distR="0" wp14:anchorId="165A6BE2" wp14:editId="25E9714B">
-            <wp:extent cx="4235668" cy="3848298"/>
+          <wp:inline distT="0" distB="0" distL="0" distR="0" wp14:anchorId="0A17BB53" wp14:editId="5C932217">
+            <wp:extent cx="5746750" cy="6806565"/>
             <wp:effectExtent l="0" t="0" r="0" b="0"/>
-            <wp:docPr id="3" name="Picture 3"/>
+            <wp:docPr id="1" name="Picture 1"/>
             <wp:cNvGraphicFramePr>
               <a:graphicFrameLocks xmlns:a="http://schemas.openxmlformats.org/drawingml/2006/main" noChangeAspect="1"/>
             </wp:cNvGraphicFramePr>
@@ -5235,23 +5324,36 @@
               <a:graphicData uri="http://schemas.openxmlformats.org/drawingml/2006/picture">
                 <pic:pic xmlns:pic="http://schemas.openxmlformats.org/drawingml/2006/picture">
                   <pic:nvPicPr>
-                    <pic:cNvPr id="1" name=""/>
-                    <pic:cNvPicPr/>
+                    <pic:cNvPr id="0" name="Picture 1"/>
+                    <pic:cNvPicPr>
+                      <a:picLocks noChangeAspect="1" noChangeArrowheads="1"/>
+                    </pic:cNvPicPr>
                   </pic:nvPicPr>
                   <pic:blipFill>
-                    <a:blip r:embed="rId7"/>
+                    <a:blip r:embed="rId7">
+                      <a:extLst>
+                        <a:ext uri="{28A0092B-C50C-407E-A947-70E740481C1C}">
+                          <a14:useLocalDpi xmlns:a14="http://schemas.microsoft.com/office/drawing/2010/main" val="0"/>
+                        </a:ext>
+                      </a:extLst>
+                    </a:blip>
+                    <a:srcRect/>
                     <a:stretch>
                       <a:fillRect/>
                     </a:stretch>
                   </pic:blipFill>
-                  <pic:spPr>
+                  <pic:spPr bwMode="auto">
                     <a:xfrm>
                       <a:off x="0" y="0"/>
-                      <a:ext cx="4235668" cy="3848298"/>
+                      <a:ext cx="5746750" cy="6806565"/>
                     </a:xfrm>
                     <a:prstGeom prst="rect">
                       <a:avLst/>
                     </a:prstGeom>
+                    <a:noFill/>
+                    <a:ln>
+                      <a:noFill/>
+                    </a:ln>
                   </pic:spPr>
                 </pic:pic>
               </a:graphicData>
@@ -5260,6 +5362,7 @@
         </w:drawing>
       </w:r>
     </w:p>
+    <w:p/>
     <w:p>
       <w:pPr>
         <w:pStyle w:val="Heading3"/>
@@ -5341,6 +5444,7 @@
                 <w:rFonts w:cstheme="minorHAnsi"/>
                 <w:b/>
               </w:rPr>
+              <w:lastRenderedPageBreak/>
               <w:t>ID</w:t>
             </w:r>
           </w:p>
@@ -6252,7 +6356,6 @@
                 <w:rFonts w:asciiTheme="minorHAnsi" w:hAnsiTheme="minorHAnsi"/>
                 <w:szCs w:val="22"/>
               </w:rPr>
-              <w:lastRenderedPageBreak/>
               <w:t>Priority:</w:t>
             </w:r>
           </w:p>
@@ -6274,8 +6377,17 @@
                 <w:rFonts w:asciiTheme="minorHAnsi" w:hAnsiTheme="minorHAnsi"/>
                 <w:szCs w:val="22"/>
               </w:rPr>
-              <w:t>High (Medium, Low), Must Have (Should Have, Could Have),..</w:t>
-            </w:r>
+              <w:t>High (Medium, Low), Must Have (Should Have, Could Have</w:t>
+            </w:r>
+            <w:proofErr w:type="gramStart"/>
+            <w:r>
+              <w:rPr>
+                <w:rFonts w:asciiTheme="minorHAnsi" w:hAnsiTheme="minorHAnsi"/>
+                <w:szCs w:val="22"/>
+              </w:rPr>
+              <w:t>),..</w:t>
+            </w:r>
+            <w:proofErr w:type="gramEnd"/>
           </w:p>
         </w:tc>
       </w:tr>
@@ -6691,6 +6803,7 @@
           <w:rFonts w:asciiTheme="minorHAnsi" w:hAnsiTheme="minorHAnsi"/>
           <w:szCs w:val="22"/>
         </w:rPr>
+        <w:lastRenderedPageBreak/>
         <w:t>List any activities that must take place, or any conditions that must be true, before the use case can be started. The system must be able to test each precondition. Number each precondition. Example: PRE-1: User’s identity has been authenticated.</w:t>
       </w:r>
     </w:p>
@@ -6732,7 +6845,23 @@
           <w:rFonts w:asciiTheme="minorHAnsi" w:hAnsiTheme="minorHAnsi"/>
           <w:szCs w:val="22"/>
         </w:rPr>
-        <w:t>Describe the state of the system at the successful conclusion of the use case execution. Label each postcondition in the form POST-X, where X is a sequence number. Example: POST-1: Price of item in the database has been updated with the new value.</w:t>
+        <w:t xml:space="preserve">Describe the state of the system at the successful conclusion of the use case execution. Label each postcondition in the form </w:t>
+      </w:r>
+      <w:proofErr w:type="gramStart"/>
+      <w:r>
+        <w:rPr>
+          <w:rFonts w:asciiTheme="minorHAnsi" w:hAnsiTheme="minorHAnsi"/>
+          <w:szCs w:val="22"/>
+        </w:rPr>
+        <w:t>POST-X</w:t>
+      </w:r>
+      <w:proofErr w:type="gramEnd"/>
+      <w:r>
+        <w:rPr>
+          <w:rFonts w:asciiTheme="minorHAnsi" w:hAnsiTheme="minorHAnsi"/>
+          <w:szCs w:val="22"/>
+        </w:rPr>
+        <w:t>, where X is a sequence number. Example: POST-1: Price of item in the database has been updated with the new value.</w:t>
       </w:r>
     </w:p>
     <w:p>
@@ -6855,8 +6984,39 @@
           <w:rFonts w:asciiTheme="minorHAnsi" w:hAnsiTheme="minorHAnsi"/>
           <w:szCs w:val="22"/>
         </w:rPr>
-        <w:lastRenderedPageBreak/>
-        <w:t>Describe any anticipated error conditions that could occur during execution of the use case and how the system is to respond to those conditions. Number each alternative flow in the form “X.Y.EZ”, where “X” is the Use Case ID, Y indicates the normal (0) or alternative (&gt;0) flow during which this exception could take place, “E” indicates an exception, and “Z” is a sequence number for the exceptions. For example “5.0.E2” would indicate the second exception for the normal flow for use case number 5. Indicate where in the normal (or an alternative) flow each exception could occur.</w:t>
+        <w:t>Describe any anticipated error conditions that could occur during execution of the use case and how the system is to respond to those conditions. Number each alternative flow in the form “X.</w:t>
+      </w:r>
+      <w:proofErr w:type="gramStart"/>
+      <w:r>
+        <w:rPr>
+          <w:rFonts w:asciiTheme="minorHAnsi" w:hAnsiTheme="minorHAnsi"/>
+          <w:szCs w:val="22"/>
+        </w:rPr>
+        <w:t>Y.EZ</w:t>
+      </w:r>
+      <w:proofErr w:type="gramEnd"/>
+      <w:r>
+        <w:rPr>
+          <w:rFonts w:asciiTheme="minorHAnsi" w:hAnsiTheme="minorHAnsi"/>
+          <w:szCs w:val="22"/>
+        </w:rPr>
+        <w:t xml:space="preserve">”, where “X” is the Use Case ID, Y indicates the normal (0) or alternative (&gt;0) flow during which this exception could take place, “E” indicates an exception, and “Z” is a sequence number for the exceptions. For </w:t>
+      </w:r>
+      <w:proofErr w:type="gramStart"/>
+      <w:r>
+        <w:rPr>
+          <w:rFonts w:asciiTheme="minorHAnsi" w:hAnsiTheme="minorHAnsi"/>
+          <w:szCs w:val="22"/>
+        </w:rPr>
+        <w:t>example</w:t>
+      </w:r>
+      <w:proofErr w:type="gramEnd"/>
+      <w:r>
+        <w:rPr>
+          <w:rFonts w:asciiTheme="minorHAnsi" w:hAnsiTheme="minorHAnsi"/>
+          <w:szCs w:val="22"/>
+        </w:rPr>
+        <w:t xml:space="preserve"> “5.0.E2” would indicate the second exception for the normal flow for use case number 5. Indicate where in the normal (or an alternative) flow each exception could occur.</w:t>
       </w:r>
     </w:p>
     <w:p>
@@ -7080,6 +7240,7 @@
         <w:rPr>
           <w:lang w:val="vi-VN"/>
         </w:rPr>
+        <w:lastRenderedPageBreak/>
         <w:t>b</w:t>
       </w:r>
       <w:r>
@@ -7292,102 +7453,48 @@
       <w:pPr>
         <w:pStyle w:val="Heading3"/>
         <w:rPr>
+          <w:rFonts w:ascii="TimesNewRomanPSMT" w:hAnsi="TimesNewRomanPSMT"/>
+          <w:color w:val="000000"/>
+        </w:rPr>
+      </w:pPr>
+      <w:bookmarkStart w:id="17" w:name="_Toc195105864"/>
+      <w:r>
+        <w:rPr>
           <w:rStyle w:val="fontstyle11"/>
-          <w:rFonts w:hint="eastAsia"/>
-        </w:rPr>
-      </w:pPr>
-      <w:bookmarkStart w:id="17" w:name="_Toc195105864"/>
+        </w:rPr>
+        <w:t>II.5</w:t>
+      </w:r>
       <w:r>
         <w:rPr>
           <w:rStyle w:val="fontstyle11"/>
         </w:rPr>
-        <w:t>II.5</w:t>
+        <w:t>.3</w:t>
       </w:r>
       <w:r>
         <w:rPr>
           <w:rStyle w:val="fontstyle11"/>
         </w:rPr>
-        <w:t>.3</w:t>
-      </w:r>
-      <w:r>
-        <w:rPr>
-          <w:rStyle w:val="fontstyle11"/>
-        </w:rPr>
         <w:t xml:space="preserve"> Activity diagram</w:t>
       </w:r>
       <w:bookmarkEnd w:id="17"/>
     </w:p>
     <w:p>
       <w:pPr>
-        <w:jc w:val="both"/>
-        <w:rPr>
-          <w:i/>
-          <w:color w:val="0000FF"/>
-        </w:rPr>
-      </w:pPr>
-      <w:r>
-        <w:rPr>
-          <w:i/>
-          <w:color w:val="0000FF"/>
-        </w:rPr>
-        <w:t>[</w:t>
-      </w:r>
-      <w:r>
-        <w:rPr>
-          <w:i/>
-          <w:color w:val="0000FF"/>
-        </w:rPr>
-        <w:t>This part describe</w:t>
-      </w:r>
-      <w:r>
-        <w:rPr>
-          <w:i/>
-          <w:color w:val="0000FF"/>
-        </w:rPr>
-        <w:t>s</w:t>
-      </w:r>
-      <w:r>
-        <w:rPr>
-          <w:i/>
-          <w:color w:val="0000FF"/>
-        </w:rPr>
-        <w:t xml:space="preserve"> the use cases, you can follow the table form as below</w:t>
-      </w:r>
-      <w:r>
-        <w:rPr>
-          <w:i/>
-          <w:color w:val="0000FF"/>
-        </w:rPr>
-        <w:t>]</w:t>
-      </w:r>
-    </w:p>
-    <w:p>
-      <w:pPr>
-        <w:jc w:val="both"/>
-        <w:rPr>
-          <w:i/>
-          <w:color w:val="0000FF"/>
-        </w:rPr>
-      </w:pPr>
-      <w:r>
-        <w:rPr>
-          <w:i/>
-          <w:color w:val="0000FF"/>
-        </w:rPr>
-        <w:t>Sample:</w:t>
-      </w:r>
-    </w:p>
-    <w:p>
+        <w:spacing w:before="100" w:beforeAutospacing="1" w:after="100" w:afterAutospacing="1"/>
+        <w:rPr>
+          <w:lang w:eastAsia="ja-JP"/>
+        </w:rPr>
+      </w:pPr>
       <w:r>
         <w:rPr>
           <w:noProof/>
-        </w:rPr>
-        <w:lastRenderedPageBreak/>
+          <w:lang w:eastAsia="ja-JP"/>
+        </w:rPr>
         <w:drawing>
-          <wp:inline distT="0" distB="0" distL="0" distR="0" wp14:anchorId="4ACC2F43" wp14:editId="163DF36F">
-            <wp:extent cx="3829247" cy="3530781"/>
-            <wp:effectExtent l="0" t="0" r="0" b="0"/>
-            <wp:docPr id="1" name="Picture 1"/>
+          <wp:inline distT="0" distB="0" distL="0" distR="0" wp14:anchorId="0A8119EE" wp14:editId="3A41115F">
+            <wp:extent cx="5746750" cy="5472430"/>
+            <wp:effectExtent l="0" t="0" r="6350" b="0"/>
+            <wp:docPr id="8" name="Picture 8"/>
             <wp:cNvGraphicFramePr>
               <a:graphicFrameLocks xmlns:a="http://schemas.openxmlformats.org/drawingml/2006/main" noChangeAspect="1"/>
             </wp:cNvGraphicFramePr>
@@ -7395,23 +7502,36 @@
               <a:graphicData uri="http://schemas.openxmlformats.org/drawingml/2006/picture">
                 <pic:pic xmlns:pic="http://schemas.openxmlformats.org/drawingml/2006/picture">
                   <pic:nvPicPr>
-                    <pic:cNvPr id="1" name=""/>
-                    <pic:cNvPicPr/>
+                    <pic:cNvPr id="0" name="Picture 3"/>
+                    <pic:cNvPicPr>
+                      <a:picLocks noChangeAspect="1" noChangeArrowheads="1"/>
+                    </pic:cNvPicPr>
                   </pic:nvPicPr>
                   <pic:blipFill>
-                    <a:blip r:embed="rId8"/>
+                    <a:blip r:embed="rId8" cstate="print">
+                      <a:extLst>
+                        <a:ext uri="{28A0092B-C50C-407E-A947-70E740481C1C}">
+                          <a14:useLocalDpi xmlns:a14="http://schemas.microsoft.com/office/drawing/2010/main" val="0"/>
+                        </a:ext>
+                      </a:extLst>
+                    </a:blip>
+                    <a:srcRect/>
                     <a:stretch>
                       <a:fillRect/>
                     </a:stretch>
                   </pic:blipFill>
-                  <pic:spPr>
+                  <pic:spPr bwMode="auto">
                     <a:xfrm>
                       <a:off x="0" y="0"/>
-                      <a:ext cx="3829247" cy="3530781"/>
+                      <a:ext cx="5746750" cy="5472430"/>
                     </a:xfrm>
                     <a:prstGeom prst="rect">
                       <a:avLst/>
                     </a:prstGeom>
+                    <a:noFill/>
+                    <a:ln>
+                      <a:noFill/>
+                    </a:ln>
                   </pic:spPr>
                 </pic:pic>
               </a:graphicData>
@@ -7421,18 +7541,12 @@
       </w:r>
     </w:p>
     <w:p>
-      <w:r>
-        <w:t>………</w:t>
-      </w:r>
-    </w:p>
-    <w:p>
-      <w:r>
-        <w:rPr>
-          <w:rFonts w:asciiTheme="minorHAnsi" w:hAnsiTheme="minorHAnsi"/>
-          <w:szCs w:val="22"/>
-        </w:rPr>
-        <w:br w:type="page"/>
-      </w:r>
+      <w:pPr>
+        <w:spacing w:before="100" w:beforeAutospacing="1" w:after="100" w:afterAutospacing="1"/>
+        <w:rPr>
+          <w:lang w:eastAsia="ja-JP"/>
+        </w:rPr>
+      </w:pPr>
     </w:p>
     <w:p>
       <w:pPr>
@@ -7487,22 +7601,85 @@
     </w:p>
     <w:p>
       <w:pPr>
-        <w:jc w:val="both"/>
-        <w:rPr>
-          <w:b/>
-          <w:bCs/>
-          <w:i/>
-          <w:color w:val="0000FF"/>
-        </w:rPr>
-      </w:pPr>
-      <w:r>
-        <w:rPr>
-          <w:b/>
-          <w:bCs/>
-          <w:i/>
-          <w:color w:val="0000FF"/>
-        </w:rPr>
-        <w:t>[Provide the entity relationship diagram and the entity descriptions in the table format as below]</w:t>
+        <w:spacing w:before="100" w:beforeAutospacing="1" w:after="100" w:afterAutospacing="1"/>
+        <w:rPr>
+          <w:lang w:eastAsia="ja-JP"/>
+        </w:rPr>
+      </w:pPr>
+      <w:r>
+        <w:rPr>
+          <w:noProof/>
+          <w:lang w:eastAsia="ja-JP"/>
+        </w:rPr>
+        <w:lastRenderedPageBreak/>
+        <w:drawing>
+          <wp:inline distT="0" distB="0" distL="0" distR="0" wp14:anchorId="0FED5317" wp14:editId="58112712">
+            <wp:extent cx="3862070" cy="8863330"/>
+            <wp:effectExtent l="0" t="0" r="0" b="0"/>
+            <wp:docPr id="15" name="Picture 15"/>
+            <wp:cNvGraphicFramePr>
+              <a:graphicFrameLocks xmlns:a="http://schemas.openxmlformats.org/drawingml/2006/main" noChangeAspect="1"/>
+            </wp:cNvGraphicFramePr>
+            <a:graphic xmlns:a="http://schemas.openxmlformats.org/drawingml/2006/main">
+              <a:graphicData uri="http://schemas.openxmlformats.org/drawingml/2006/picture">
+                <pic:pic xmlns:pic="http://schemas.openxmlformats.org/drawingml/2006/picture">
+                  <pic:nvPicPr>
+                    <pic:cNvPr id="0" name="Picture 5"/>
+                    <pic:cNvPicPr>
+                      <a:picLocks noChangeAspect="1" noChangeArrowheads="1"/>
+                    </pic:cNvPicPr>
+                  </pic:nvPicPr>
+                  <pic:blipFill>
+                    <a:blip r:embed="rId9">
+                      <a:extLst>
+                        <a:ext uri="{28A0092B-C50C-407E-A947-70E740481C1C}">
+                          <a14:useLocalDpi xmlns:a14="http://schemas.microsoft.com/office/drawing/2010/main" val="0"/>
+                        </a:ext>
+                      </a:extLst>
+                    </a:blip>
+                    <a:srcRect/>
+                    <a:stretch>
+                      <a:fillRect/>
+                    </a:stretch>
+                  </pic:blipFill>
+                  <pic:spPr bwMode="auto">
+                    <a:xfrm>
+                      <a:off x="0" y="0"/>
+                      <a:ext cx="3862070" cy="8863330"/>
+                    </a:xfrm>
+                    <a:prstGeom prst="rect">
+                      <a:avLst/>
+                    </a:prstGeom>
+                    <a:noFill/>
+                    <a:ln>
+                      <a:noFill/>
+                    </a:ln>
+                  </pic:spPr>
+                </pic:pic>
+              </a:graphicData>
+            </a:graphic>
+          </wp:inline>
+        </w:drawing>
+      </w:r>
+    </w:p>
+    <w:p>
+      <w:pPr>
+        <w:pStyle w:val="Heading1"/>
+      </w:pPr>
+      <w:bookmarkStart w:id="18" w:name="_Toc195105865"/>
+      <w:r>
+        <w:lastRenderedPageBreak/>
+        <w:t>II</w:t>
+      </w:r>
+      <w:r>
+        <w:t>I</w:t>
+      </w:r>
+      <w:r>
+        <w:t>. Analysis models.</w:t>
+      </w:r>
+      <w:bookmarkEnd w:id="18"/>
+      <w:r>
+        <w:t xml:space="preserve"> </w:t>
       </w:r>
     </w:p>
     <w:p>
@@ -7514,67 +7691,6 @@
           <w:b w:val="0"/>
         </w:rPr>
       </w:pPr>
-    </w:p>
-    <w:p>
-      <w:r>
-        <w:rPr>
-          <w:noProof/>
-        </w:rPr>
-        <w:object w:dxaOrig="12036" w:dyaOrig="6253" w14:anchorId="1A433268">
-          <v:shapetype id="_x0000_t75" coordsize="21600,21600" o:spt="75" o:preferrelative="t" path="m@4@5l@4@11@9@11@9@5xe" filled="f" stroked="f">
-            <v:stroke joinstyle="miter"/>
-            <v:formulas>
-              <v:f eqn="if lineDrawn pixelLineWidth 0"/>
-              <v:f eqn="sum @0 1 0"/>
-              <v:f eqn="sum 0 0 @1"/>
-              <v:f eqn="prod @2 1 2"/>
-              <v:f eqn="prod @3 21600 pixelWidth"/>
-              <v:f eqn="prod @3 21600 pixelHeight"/>
-              <v:f eqn="sum @0 0 1"/>
-              <v:f eqn="prod @6 1 2"/>
-              <v:f eqn="prod @7 21600 pixelWidth"/>
-              <v:f eqn="sum @8 21600 0"/>
-              <v:f eqn="prod @7 21600 pixelHeight"/>
-              <v:f eqn="sum @10 21600 0"/>
-            </v:formulas>
-            <v:path o:extrusionok="f" gradientshapeok="t" o:connecttype="rect"/>
-            <o:lock v:ext="edit" aspectratio="t"/>
-          </v:shapetype>
-          <v:shape id="_x0000_i1025" type="#_x0000_t75" alt="" style="width:451.8pt;height:235.2pt;mso-width-percent:0;mso-height-percent:0;mso-width-percent:0;mso-height-percent:0" o:ole="">
-            <v:imagedata r:id="rId9" o:title=""/>
-          </v:shape>
-          <o:OLEObject Type="Embed" ProgID="Visio.Drawing.15" ShapeID="_x0000_i1025" DrawAspect="Content" ObjectID="_1830202151" r:id="rId10"/>
-        </w:object>
-      </w:r>
-    </w:p>
-    <w:p>
-      <w:pPr>
-        <w:pStyle w:val="Heading1"/>
-      </w:pPr>
-      <w:bookmarkStart w:id="18" w:name="_Toc195105865"/>
-      <w:r>
-        <w:t>II</w:t>
-      </w:r>
-      <w:r>
-        <w:t>I</w:t>
-      </w:r>
-      <w:r>
-        <w:t>. Analysis models.</w:t>
-      </w:r>
-      <w:bookmarkEnd w:id="18"/>
-      <w:r>
-        <w:t xml:space="preserve"> </w:t>
-      </w:r>
-    </w:p>
-    <w:p>
-      <w:pPr>
-        <w:pStyle w:val="Heading2"/>
-        <w:rPr>
-          <w:rStyle w:val="fontstyle11"/>
-          <w:rFonts w:hint="eastAsia"/>
-          <w:b w:val="0"/>
-        </w:rPr>
-      </w:pPr>
       <w:bookmarkStart w:id="19" w:name="_Toc195105866"/>
       <w:r>
         <w:rPr>
@@ -7609,231 +7725,208 @@
       </w:pPr>
       <w:r>
         <w:rPr>
+          <w:rStyle w:val="fontstyle11"/>
+          <w:b/>
+        </w:rPr>
+        <w:t>I</w:t>
+      </w:r>
+      <w:r>
+        <w:rPr>
+          <w:rStyle w:val="fontstyle11"/>
+          <w:b/>
+        </w:rPr>
+        <w:t>II.1.</w:t>
+      </w:r>
+      <w:proofErr w:type="gramStart"/>
+      <w:r>
+        <w:rPr>
+          <w:rStyle w:val="fontstyle11"/>
+          <w:b/>
+        </w:rPr>
+        <w:t>1.</w:t>
+      </w:r>
+      <w:r>
+        <w:rPr>
+          <w:rStyle w:val="fontstyle11"/>
+          <w:b/>
+        </w:rPr>
+        <w:t>Sequence</w:t>
+      </w:r>
+      <w:proofErr w:type="gramEnd"/>
+      <w:r>
+        <w:rPr>
+          <w:rStyle w:val="fontstyle11"/>
+          <w:b/>
+        </w:rPr>
+        <w:t xml:space="preserve"> Diagram</w:t>
+      </w:r>
+    </w:p>
+    <w:p>
+      <w:pPr>
+        <w:jc w:val="both"/>
+        <w:rPr>
+          <w:i/>
+          <w:color w:val="0000FF"/>
+        </w:rPr>
+      </w:pPr>
+    </w:p>
+    <w:p>
+      <w:pPr>
+        <w:spacing w:before="100" w:beforeAutospacing="1" w:after="100" w:afterAutospacing="1"/>
+        <w:rPr>
+          <w:lang w:eastAsia="ja-JP"/>
+        </w:rPr>
+      </w:pPr>
+      <w:r>
+        <w:rPr>
+          <w:noProof/>
+          <w:lang w:eastAsia="ja-JP"/>
+        </w:rPr>
+        <w:drawing>
+          <wp:inline distT="0" distB="0" distL="0" distR="0" wp14:anchorId="398B99D8" wp14:editId="1EF116EC">
+            <wp:extent cx="5002256" cy="7818755"/>
+            <wp:effectExtent l="0" t="0" r="8255" b="0"/>
+            <wp:docPr id="16" name="Picture 16"/>
+            <wp:cNvGraphicFramePr>
+              <a:graphicFrameLocks xmlns:a="http://schemas.openxmlformats.org/drawingml/2006/main" noChangeAspect="1"/>
+            </wp:cNvGraphicFramePr>
+            <a:graphic xmlns:a="http://schemas.openxmlformats.org/drawingml/2006/main">
+              <a:graphicData uri="http://schemas.openxmlformats.org/drawingml/2006/picture">
+                <pic:pic xmlns:pic="http://schemas.openxmlformats.org/drawingml/2006/picture">
+                  <pic:nvPicPr>
+                    <pic:cNvPr id="0" name="Picture 7"/>
+                    <pic:cNvPicPr>
+                      <a:picLocks noChangeAspect="1" noChangeArrowheads="1"/>
+                    </pic:cNvPicPr>
+                  </pic:nvPicPr>
+                  <pic:blipFill>
+                    <a:blip r:embed="rId10" cstate="print">
+                      <a:extLst>
+                        <a:ext uri="{28A0092B-C50C-407E-A947-70E740481C1C}">
+                          <a14:useLocalDpi xmlns:a14="http://schemas.microsoft.com/office/drawing/2010/main" val="0"/>
+                        </a:ext>
+                      </a:extLst>
+                    </a:blip>
+                    <a:srcRect/>
+                    <a:stretch>
+                      <a:fillRect/>
+                    </a:stretch>
+                  </pic:blipFill>
+                  <pic:spPr bwMode="auto">
+                    <a:xfrm>
+                      <a:off x="0" y="0"/>
+                      <a:ext cx="5009767" cy="7830494"/>
+                    </a:xfrm>
+                    <a:prstGeom prst="rect">
+                      <a:avLst/>
+                    </a:prstGeom>
+                    <a:noFill/>
+                    <a:ln>
+                      <a:noFill/>
+                    </a:ln>
+                  </pic:spPr>
+                </pic:pic>
+              </a:graphicData>
+            </a:graphic>
+          </wp:inline>
+        </w:drawing>
+      </w:r>
+    </w:p>
+    <w:p>
+      <w:pPr>
+        <w:spacing w:before="100" w:beforeAutospacing="1" w:after="100" w:afterAutospacing="1"/>
+        <w:rPr>
+          <w:lang w:eastAsia="ja-JP"/>
+        </w:rPr>
+      </w:pPr>
+    </w:p>
+    <w:p>
+      <w:pPr>
+        <w:jc w:val="both"/>
+        <w:rPr>
+          <w:i/>
+          <w:color w:val="0000FF"/>
+        </w:rPr>
+      </w:pPr>
+    </w:p>
+    <w:p>
+      <w:pPr>
+        <w:jc w:val="both"/>
+        <w:rPr>
+          <w:i/>
+          <w:color w:val="0000FF"/>
+        </w:rPr>
+      </w:pPr>
+    </w:p>
+    <w:p>
+      <w:pPr>
+        <w:jc w:val="both"/>
+        <w:rPr>
+          <w:rStyle w:val="fontstyle11"/>
+          <w:b/>
+        </w:rPr>
+      </w:pPr>
+      <w:r>
+        <w:rPr>
+          <w:rStyle w:val="fontstyle11"/>
+          <w:b/>
+        </w:rPr>
+        <w:t>I</w:t>
+      </w:r>
+      <w:r>
+        <w:rPr>
+          <w:rStyle w:val="fontstyle11"/>
+          <w:b/>
+        </w:rPr>
+        <w:t>II.1.2.</w:t>
+      </w:r>
+      <w:r>
+        <w:rPr>
           <w:b/>
           <w:bCs/>
           <w:i/>
           <w:color w:val="0000FF"/>
         </w:rPr>
-        <w:t>[</w:t>
-      </w:r>
-      <w:r>
-        <w:rPr>
-          <w:b/>
-          <w:bCs/>
-          <w:i/>
-          <w:color w:val="0000FF"/>
-        </w:rPr>
-        <w:t>Interaction diagrams</w:t>
-      </w:r>
-      <w:r>
-        <w:rPr>
-          <w:i/>
-          <w:color w:val="0000FF"/>
-        </w:rPr>
-        <w:t xml:space="preserve"> are a type of UML diagram that illustrate how objects interact in a particular scenario of a use case. They focus on the flow of </w:t>
-      </w:r>
-      <w:r>
-        <w:rPr>
-          <w:b/>
-          <w:bCs/>
-          <w:i/>
-          <w:color w:val="0000FF"/>
-        </w:rPr>
-        <w:t>messages</w:t>
-      </w:r>
-      <w:r>
-        <w:rPr>
-          <w:i/>
-          <w:color w:val="0000FF"/>
-        </w:rPr>
-        <w:t xml:space="preserve"> between </w:t>
-      </w:r>
-      <w:r>
-        <w:rPr>
-          <w:b/>
-          <w:bCs/>
-          <w:i/>
-          <w:color w:val="0000FF"/>
-        </w:rPr>
-        <w:t>objects or components</w:t>
-      </w:r>
-      <w:r>
-        <w:rPr>
-          <w:i/>
-          <w:color w:val="0000FF"/>
-        </w:rPr>
-        <w:t xml:space="preserve"> over time.</w:t>
-      </w:r>
-    </w:p>
-    <w:p>
-      <w:pPr>
-        <w:jc w:val="both"/>
-        <w:rPr>
-          <w:i/>
-          <w:color w:val="0000FF"/>
-        </w:rPr>
-      </w:pPr>
-      <w:r>
-        <w:rPr>
-          <w:i/>
-          <w:color w:val="0000FF"/>
-        </w:rPr>
-        <w:t>There are two main types:</w:t>
-      </w:r>
-    </w:p>
-    <w:p>
-      <w:pPr>
-        <w:pStyle w:val="ListParagraph"/>
-        <w:numPr>
-          <w:ilvl w:val="0"/>
-          <w:numId w:val="9"/>
-        </w:numPr>
-        <w:jc w:val="both"/>
-        <w:rPr>
-          <w:i/>
-          <w:color w:val="0000FF"/>
-        </w:rPr>
-      </w:pPr>
-      <w:r>
-        <w:rPr>
-          <w:b/>
-          <w:bCs/>
-          <w:i/>
-          <w:color w:val="0000FF"/>
-        </w:rPr>
-        <w:t>Sequence Diagram</w:t>
-      </w:r>
-      <w:r>
-        <w:rPr>
-          <w:i/>
-          <w:color w:val="0000FF"/>
-        </w:rPr>
-        <w:t xml:space="preserve"> – Emphasizes the time-ordering of messages</w:t>
-      </w:r>
-    </w:p>
-    <w:p>
-      <w:pPr>
-        <w:pStyle w:val="ListParagraph"/>
-        <w:numPr>
-          <w:ilvl w:val="0"/>
-          <w:numId w:val="9"/>
-        </w:numPr>
-        <w:jc w:val="both"/>
-        <w:rPr>
-          <w:i/>
-          <w:color w:val="0000FF"/>
-        </w:rPr>
-      </w:pPr>
-      <w:r>
-        <w:rPr>
-          <w:b/>
-          <w:bCs/>
-          <w:i/>
-          <w:color w:val="0000FF"/>
-        </w:rPr>
-        <w:t>Communication Diagram</w:t>
-      </w:r>
-      <w:r>
-        <w:rPr>
-          <w:i/>
-          <w:color w:val="0000FF"/>
-        </w:rPr>
-        <w:t xml:space="preserve"> – Emphasizes the structure and relationships between objects</w:t>
-      </w:r>
-      <w:r>
-        <w:rPr>
-          <w:i/>
-          <w:color w:val="0000FF"/>
-        </w:rPr>
-        <w:t>]</w:t>
-      </w:r>
-    </w:p>
-    <w:p>
-      <w:pPr>
-        <w:jc w:val="both"/>
-        <w:rPr>
-          <w:b/>
-          <w:bCs/>
-          <w:i/>
-          <w:color w:val="0000FF"/>
-        </w:rPr>
-      </w:pPr>
-    </w:p>
-    <w:p>
-      <w:pPr>
-        <w:jc w:val="both"/>
-        <w:rPr>
-          <w:i/>
-          <w:color w:val="0000FF"/>
-        </w:rPr>
-      </w:pPr>
+        <w:t xml:space="preserve"> </w:t>
+      </w:r>
       <w:r>
         <w:rPr>
           <w:rStyle w:val="fontstyle11"/>
           <w:b/>
         </w:rPr>
-        <w:t>I</w:t>
-      </w:r>
-      <w:r>
+        <w:t>Communication Diagram</w:t>
+      </w:r>
+    </w:p>
+    <w:p>
+      <w:r>
+        <w:t xml:space="preserve">[Provide the </w:t>
+      </w:r>
+      <w:r>
+        <w:t>Communication</w:t>
+      </w:r>
+      <w:r>
+        <w:t xml:space="preserve"> diagram(s) for the feature, see the sample below]</w:t>
+      </w:r>
+    </w:p>
+    <w:p>
+      <w:pPr>
+        <w:jc w:val="both"/>
         <w:rPr>
           <w:rStyle w:val="fontstyle11"/>
           <w:b/>
         </w:rPr>
-        <w:t>II.1.1.</w:t>
-      </w:r>
-      <w:r>
-        <w:rPr>
-          <w:rStyle w:val="fontstyle11"/>
-          <w:b/>
-        </w:rPr>
-        <w:t>Sequence Diagram</w:t>
-      </w:r>
-    </w:p>
-    <w:p>
-      <w:pPr>
-        <w:jc w:val="both"/>
-        <w:rPr>
-          <w:i/>
-          <w:color w:val="0000FF"/>
-        </w:rPr>
-      </w:pPr>
-    </w:p>
-    <w:p>
-      <w:pPr>
-        <w:jc w:val="both"/>
-        <w:rPr>
-          <w:i/>
-          <w:color w:val="0000FF"/>
-        </w:rPr>
-      </w:pPr>
-      <w:r>
-        <w:rPr>
-          <w:i/>
-          <w:color w:val="0000FF"/>
-        </w:rPr>
-        <w:t>[Provide the sequence diagram(s) for the feature, see the sample below]</w:t>
-      </w:r>
-    </w:p>
-    <w:p>
-      <w:pPr>
-        <w:jc w:val="both"/>
-        <w:rPr>
-          <w:i/>
-          <w:color w:val="0000FF"/>
-        </w:rPr>
-      </w:pPr>
-      <w:r>
-        <w:rPr>
-          <w:i/>
+      </w:pPr>
+    </w:p>
+    <w:p>
+      <w:r>
+        <w:rPr>
           <w:noProof/>
-          <w:color w:val="0000FF"/>
-        </w:rPr>
-        <w:lastRenderedPageBreak/>
+        </w:rPr>
         <w:drawing>
-          <wp:inline distT="0" distB="0" distL="0" distR="0" wp14:anchorId="06F1F5C2" wp14:editId="0B6DCDA0">
-            <wp:extent cx="4457929" cy="2635385"/>
+          <wp:inline distT="0" distB="0" distL="0" distR="0" wp14:anchorId="3F402A58" wp14:editId="1BA53D20">
+            <wp:extent cx="4578585" cy="2711589"/>
             <wp:effectExtent l="0" t="0" r="0" b="0"/>
-            <wp:docPr id="8" name="Picture 8"/>
+            <wp:docPr id="7" name="Picture 7"/>
             <wp:cNvGraphicFramePr>
               <a:graphicFrameLocks xmlns:a="http://schemas.openxmlformats.org/drawingml/2006/main" noChangeAspect="1"/>
             </wp:cNvGraphicFramePr>
@@ -7853,7 +7946,7 @@
                   <pic:spPr>
                     <a:xfrm>
                       <a:off x="0" y="0"/>
-                      <a:ext cx="4457929" cy="2635385"/>
+                      <a:ext cx="4578585" cy="2711589"/>
                     </a:xfrm>
                     <a:prstGeom prst="rect">
                       <a:avLst/>
@@ -7868,82 +7961,65 @@
     </w:p>
     <w:p>
       <w:pPr>
-        <w:jc w:val="both"/>
-        <w:rPr>
-          <w:i/>
-          <w:color w:val="0000FF"/>
-        </w:rPr>
-      </w:pPr>
-    </w:p>
-    <w:p>
-      <w:pPr>
-        <w:jc w:val="both"/>
+        <w:pStyle w:val="Heading2"/>
         <w:rPr>
           <w:rStyle w:val="fontstyle11"/>
-          <w:b/>
-        </w:rPr>
-      </w:pPr>
+          <w:rFonts w:hint="eastAsia"/>
+          <w:b w:val="0"/>
+        </w:rPr>
+      </w:pPr>
+      <w:bookmarkStart w:id="20" w:name="_Toc195105867"/>
       <w:r>
         <w:rPr>
           <w:rStyle w:val="fontstyle11"/>
-          <w:b/>
+          <w:b w:val="0"/>
+        </w:rPr>
+        <w:t>II</w:t>
+      </w:r>
+      <w:r>
+        <w:rPr>
+          <w:rStyle w:val="fontstyle11"/>
+          <w:b w:val="0"/>
         </w:rPr>
         <w:t>I</w:t>
       </w:r>
       <w:r>
         <w:rPr>
           <w:rStyle w:val="fontstyle11"/>
-          <w:b/>
-        </w:rPr>
-        <w:t>II.1.2.</w:t>
-      </w:r>
-      <w:r>
-        <w:rPr>
-          <w:b/>
-          <w:bCs/>
-          <w:i/>
-          <w:color w:val="0000FF"/>
+          <w:b w:val="0"/>
+        </w:rPr>
+        <w:t>.2 State diagram</w:t>
+      </w:r>
+      <w:bookmarkEnd w:id="20"/>
+      <w:r>
+        <w:rPr>
+          <w:rStyle w:val="fontstyle11"/>
+          <w:b w:val="0"/>
         </w:rPr>
         <w:t xml:space="preserve"> </w:t>
       </w:r>
-      <w:r>
-        <w:rPr>
-          <w:rStyle w:val="fontstyle11"/>
-          <w:b/>
-        </w:rPr>
-        <w:t>Communication Diagram</w:t>
-      </w:r>
     </w:p>
     <w:p>
       <w:r>
         <w:t xml:space="preserve">[Provide the </w:t>
       </w:r>
       <w:r>
-        <w:t>Communication</w:t>
+        <w:t>State</w:t>
       </w:r>
       <w:r>
         <w:t xml:space="preserve"> diagram(s) for the feature, see the sample below]</w:t>
       </w:r>
     </w:p>
     <w:p>
-      <w:pPr>
-        <w:jc w:val="both"/>
-        <w:rPr>
-          <w:rStyle w:val="fontstyle11"/>
-          <w:b/>
-        </w:rPr>
-      </w:pPr>
-    </w:p>
-    <w:p>
       <w:r>
         <w:rPr>
           <w:noProof/>
         </w:rPr>
         <w:drawing>
-          <wp:inline distT="0" distB="0" distL="0" distR="0" wp14:anchorId="3F402A58" wp14:editId="1BA53D20">
-            <wp:extent cx="4578585" cy="2711589"/>
+          <wp:inline distT="0" distB="0" distL="0" distR="0" wp14:anchorId="6536DC20" wp14:editId="04A7AD1E">
+            <wp:extent cx="3143412" cy="1886047"/>
             <wp:effectExtent l="0" t="0" r="0" b="0"/>
-            <wp:docPr id="7" name="Picture 7"/>
+            <wp:docPr id="9" name="Picture 9"/>
             <wp:cNvGraphicFramePr>
               <a:graphicFrameLocks xmlns:a="http://schemas.openxmlformats.org/drawingml/2006/main" noChangeAspect="1"/>
             </wp:cNvGraphicFramePr>
@@ -7963,7 +8039,7 @@
                   <pic:spPr>
                     <a:xfrm>
                       <a:off x="0" y="0"/>
-                      <a:ext cx="4578585" cy="2711589"/>
+                      <a:ext cx="3143412" cy="1886047"/>
                     </a:xfrm>
                     <a:prstGeom prst="rect">
                       <a:avLst/>
@@ -7978,6 +8054,19 @@
     </w:p>
     <w:p>
       <w:pPr>
+        <w:pStyle w:val="Heading1"/>
+      </w:pPr>
+      <w:bookmarkStart w:id="21" w:name="_Toc195105868"/>
+      <w:r>
+        <w:t>IV</w:t>
+      </w:r>
+      <w:r>
+        <w:t>. Design specification</w:t>
+      </w:r>
+      <w:bookmarkEnd w:id="21"/>
+    </w:p>
+    <w:p>
+      <w:pPr>
         <w:pStyle w:val="Heading2"/>
         <w:rPr>
           <w:rStyle w:val="fontstyle11"/>
@@ -7985,58 +8074,66 @@
           <w:b w:val="0"/>
         </w:rPr>
       </w:pPr>
-      <w:bookmarkStart w:id="20" w:name="_Toc195105867"/>
+      <w:bookmarkStart w:id="22" w:name="_Toc195105869"/>
       <w:r>
         <w:rPr>
           <w:rStyle w:val="fontstyle11"/>
           <w:b w:val="0"/>
         </w:rPr>
-        <w:t>II</w:t>
+        <w:t>IV</w:t>
       </w:r>
       <w:r>
         <w:rPr>
           <w:rStyle w:val="fontstyle11"/>
           <w:b w:val="0"/>
         </w:rPr>
-        <w:t>I</w:t>
-      </w:r>
+        <w:t>.1 Integrated Communication Diagrams</w:t>
+      </w:r>
+      <w:bookmarkEnd w:id="22"/>
       <w:r>
         <w:rPr>
           <w:rStyle w:val="fontstyle11"/>
           <w:b w:val="0"/>
         </w:rPr>
-        <w:t>.2 State diagram</w:t>
-      </w:r>
-      <w:bookmarkEnd w:id="20"/>
-      <w:r>
-        <w:rPr>
-          <w:rStyle w:val="fontstyle11"/>
-          <w:b w:val="0"/>
-        </w:rPr>
         <w:t xml:space="preserve"> </w:t>
       </w:r>
     </w:p>
     <w:p>
-      <w:r>
-        <w:t xml:space="preserve">[Provide the </w:t>
-      </w:r>
-      <w:r>
-        <w:t>State</w:t>
-      </w:r>
-      <w:r>
-        <w:t xml:space="preserve"> diagram(s) for the feature, see the sample below]</w:t>
-      </w:r>
-    </w:p>
-    <w:p>
-      <w:r>
-        <w:rPr>
+      <w:pPr>
+        <w:jc w:val="both"/>
+        <w:rPr>
+          <w:i/>
+          <w:color w:val="0000FF"/>
+        </w:rPr>
+      </w:pPr>
+      <w:r>
+        <w:rPr>
+          <w:i/>
+          <w:color w:val="0000FF"/>
+        </w:rPr>
+        <w:t>Sample</w:t>
+      </w:r>
+    </w:p>
+    <w:p>
+      <w:pPr>
+        <w:jc w:val="both"/>
+        <w:rPr>
+          <w:i/>
+          <w:color w:val="0000FF"/>
+        </w:rPr>
+      </w:pPr>
+      <w:r>
+        <w:rPr>
+          <w:i/>
           <w:noProof/>
-        </w:rPr>
+          <w:color w:val="0000FF"/>
+        </w:rPr>
+        <w:lastRenderedPageBreak/>
         <w:drawing>
-          <wp:inline distT="0" distB="0" distL="0" distR="0" wp14:anchorId="6536DC20" wp14:editId="04A7AD1E">
-            <wp:extent cx="3143412" cy="1886047"/>
+          <wp:inline distT="0" distB="0" distL="0" distR="0" wp14:anchorId="002FC924" wp14:editId="44442220">
+            <wp:extent cx="4381725" cy="3664138"/>
             <wp:effectExtent l="0" t="0" r="0" b="0"/>
-            <wp:docPr id="9" name="Picture 9"/>
+            <wp:docPr id="10" name="Picture 10"/>
             <wp:cNvGraphicFramePr>
               <a:graphicFrameLocks xmlns:a="http://schemas.openxmlformats.org/drawingml/2006/main" noChangeAspect="1"/>
             </wp:cNvGraphicFramePr>
@@ -8056,7 +8153,7 @@
                   <pic:spPr>
                     <a:xfrm>
                       <a:off x="0" y="0"/>
-                      <a:ext cx="3143412" cy="1886047"/>
+                      <a:ext cx="4381725" cy="3664138"/>
                     </a:xfrm>
                     <a:prstGeom prst="rect">
                       <a:avLst/>
@@ -8071,20 +8168,6 @@
     </w:p>
     <w:p>
       <w:pPr>
-        <w:pStyle w:val="Heading1"/>
-      </w:pPr>
-      <w:bookmarkStart w:id="21" w:name="_Toc195105868"/>
-      <w:r>
-        <w:lastRenderedPageBreak/>
-        <w:t>IV</w:t>
-      </w:r>
-      <w:r>
-        <w:t>. Design specification</w:t>
-      </w:r>
-      <w:bookmarkEnd w:id="21"/>
-    </w:p>
-    <w:p>
-      <w:pPr>
         <w:pStyle w:val="Heading2"/>
         <w:rPr>
           <w:rStyle w:val="fontstyle11"/>
@@ -8092,29 +8175,22 @@
           <w:b w:val="0"/>
         </w:rPr>
       </w:pPr>
-      <w:bookmarkStart w:id="22" w:name="_Toc195105869"/>
+      <w:bookmarkStart w:id="23" w:name="_Toc195105870"/>
       <w:r>
         <w:rPr>
           <w:rStyle w:val="fontstyle11"/>
           <w:b w:val="0"/>
         </w:rPr>
-        <w:t>IV</w:t>
+        <w:t>IV.</w:t>
       </w:r>
       <w:r>
         <w:rPr>
           <w:rStyle w:val="fontstyle11"/>
           <w:b w:val="0"/>
         </w:rPr>
-        <w:t>.1 Integrated Communication Diagrams</w:t>
-      </w:r>
-      <w:bookmarkEnd w:id="22"/>
-      <w:r>
-        <w:rPr>
-          <w:rStyle w:val="fontstyle11"/>
-          <w:b w:val="0"/>
-        </w:rPr>
-        <w:t xml:space="preserve"> </w:t>
-      </w:r>
+        <w:t>2 System High-Level Design</w:t>
+      </w:r>
+      <w:bookmarkEnd w:id="23"/>
     </w:p>
     <w:p>
       <w:pPr>
@@ -8133,24 +8209,15 @@
       </w:r>
     </w:p>
     <w:p>
-      <w:pPr>
-        <w:jc w:val="both"/>
-        <w:rPr>
-          <w:i/>
-          <w:color w:val="0000FF"/>
-        </w:rPr>
-      </w:pPr>
-      <w:r>
-        <w:rPr>
-          <w:i/>
+      <w:r>
+        <w:rPr>
           <w:noProof/>
-          <w:color w:val="0000FF"/>
         </w:rPr>
         <w:drawing>
-          <wp:inline distT="0" distB="0" distL="0" distR="0" wp14:anchorId="002FC924" wp14:editId="44442220">
-            <wp:extent cx="4381725" cy="3664138"/>
+          <wp:inline distT="0" distB="0" distL="0" distR="0" wp14:anchorId="458A2BB8" wp14:editId="60BC052A">
+            <wp:extent cx="3930852" cy="2806844"/>
             <wp:effectExtent l="0" t="0" r="0" b="0"/>
-            <wp:docPr id="10" name="Picture 10"/>
+            <wp:docPr id="11" name="Picture 11"/>
             <wp:cNvGraphicFramePr>
               <a:graphicFrameLocks xmlns:a="http://schemas.openxmlformats.org/drawingml/2006/main" noChangeAspect="1"/>
             </wp:cNvGraphicFramePr>
@@ -8170,7 +8237,7 @@
                   <pic:spPr>
                     <a:xfrm>
                       <a:off x="0" y="0"/>
-                      <a:ext cx="4381725" cy="3664138"/>
+                      <a:ext cx="3930852" cy="2806844"/>
                     </a:xfrm>
                     <a:prstGeom prst="rect">
                       <a:avLst/>
@@ -8185,6 +8252,15 @@
     </w:p>
     <w:p>
       <w:pPr>
+        <w:jc w:val="both"/>
+        <w:rPr>
+          <w:i/>
+          <w:color w:val="0000FF"/>
+        </w:rPr>
+      </w:pPr>
+    </w:p>
+    <w:p>
+      <w:pPr>
         <w:pStyle w:val="Heading2"/>
         <w:rPr>
           <w:rStyle w:val="fontstyle11"/>
@@ -8192,7 +8268,7 @@
           <w:b w:val="0"/>
         </w:rPr>
       </w:pPr>
-      <w:bookmarkStart w:id="23" w:name="_Toc195105870"/>
+      <w:bookmarkStart w:id="24" w:name="_Toc195105871"/>
       <w:r>
         <w:rPr>
           <w:rStyle w:val="fontstyle11"/>
@@ -8205,9 +8281,61 @@
           <w:rStyle w:val="fontstyle11"/>
           <w:b w:val="0"/>
         </w:rPr>
-        <w:t>2 System High-Level Design</w:t>
-      </w:r>
-      <w:bookmarkEnd w:id="23"/>
+        <w:t>3 Component and Package Diagram</w:t>
+      </w:r>
+      <w:bookmarkEnd w:id="24"/>
+    </w:p>
+    <w:p>
+      <w:pPr>
+        <w:pStyle w:val="Heading2"/>
+        <w:rPr>
+          <w:rStyle w:val="fontstyle11"/>
+          <w:rFonts w:hint="eastAsia"/>
+          <w:b w:val="0"/>
+        </w:rPr>
+      </w:pPr>
+      <w:r>
+        <w:rPr>
+          <w:rStyle w:val="fontstyle11"/>
+          <w:b w:val="0"/>
+        </w:rPr>
+        <w:t>IV.</w:t>
+      </w:r>
+      <w:r>
+        <w:rPr>
+          <w:rStyle w:val="fontstyle11"/>
+          <w:b w:val="0"/>
+        </w:rPr>
+        <w:t>3</w:t>
+      </w:r>
+      <w:r>
+        <w:rPr>
+          <w:rStyle w:val="fontstyle11"/>
+          <w:b w:val="0"/>
+        </w:rPr>
+        <w:t>.1</w:t>
+      </w:r>
+      <w:r>
+        <w:rPr>
+          <w:rStyle w:val="fontstyle11"/>
+          <w:b w:val="0"/>
+        </w:rPr>
+        <w:t xml:space="preserve"> Component</w:t>
+      </w:r>
+      <w:r>
+        <w:rPr>
+          <w:rStyle w:val="fontstyle11"/>
+          <w:b w:val="0"/>
+        </w:rPr>
+        <w:t xml:space="preserve"> </w:t>
+      </w:r>
+      <w:r>
+        <w:rPr>
+          <w:rStyle w:val="fontstyle11"/>
+          <w:b w:val="0"/>
+        </w:rPr>
+        <w:t>Diagram</w:t>
+      </w:r>
     </w:p>
     <w:p>
       <w:pPr>
@@ -8230,11 +8358,12 @@
         <w:rPr>
           <w:noProof/>
         </w:rPr>
+        <w:lastRenderedPageBreak/>
         <w:drawing>
-          <wp:inline distT="0" distB="0" distL="0" distR="0" wp14:anchorId="458A2BB8" wp14:editId="60BC052A">
-            <wp:extent cx="3930852" cy="2806844"/>
+          <wp:inline distT="0" distB="0" distL="0" distR="0" wp14:anchorId="296FA8DE" wp14:editId="3BAE0572">
+            <wp:extent cx="4292821" cy="2730640"/>
             <wp:effectExtent l="0" t="0" r="0" b="0"/>
-            <wp:docPr id="11" name="Picture 11"/>
+            <wp:docPr id="12" name="Picture 12"/>
             <wp:cNvGraphicFramePr>
               <a:graphicFrameLocks xmlns:a="http://schemas.openxmlformats.org/drawingml/2006/main" noChangeAspect="1"/>
             </wp:cNvGraphicFramePr>
@@ -8254,152 +8383,6 @@
                   <pic:spPr>
                     <a:xfrm>
                       <a:off x="0" y="0"/>
-                      <a:ext cx="3930852" cy="2806844"/>
-                    </a:xfrm>
-                    <a:prstGeom prst="rect">
-                      <a:avLst/>
-                    </a:prstGeom>
-                  </pic:spPr>
-                </pic:pic>
-              </a:graphicData>
-            </a:graphic>
-          </wp:inline>
-        </w:drawing>
-      </w:r>
-    </w:p>
-    <w:p>
-      <w:pPr>
-        <w:jc w:val="both"/>
-        <w:rPr>
-          <w:i/>
-          <w:color w:val="0000FF"/>
-        </w:rPr>
-      </w:pPr>
-    </w:p>
-    <w:p>
-      <w:pPr>
-        <w:pStyle w:val="Heading2"/>
-        <w:rPr>
-          <w:rStyle w:val="fontstyle11"/>
-          <w:rFonts w:hint="eastAsia"/>
-          <w:b w:val="0"/>
-        </w:rPr>
-      </w:pPr>
-      <w:bookmarkStart w:id="24" w:name="_Toc195105871"/>
-      <w:r>
-        <w:rPr>
-          <w:rStyle w:val="fontstyle11"/>
-          <w:b w:val="0"/>
-        </w:rPr>
-        <w:t>IV.</w:t>
-      </w:r>
-      <w:r>
-        <w:rPr>
-          <w:rStyle w:val="fontstyle11"/>
-          <w:b w:val="0"/>
-        </w:rPr>
-        <w:t>3 Component and Package Diagram</w:t>
-      </w:r>
-      <w:bookmarkEnd w:id="24"/>
-    </w:p>
-    <w:p>
-      <w:pPr>
-        <w:pStyle w:val="Heading2"/>
-        <w:rPr>
-          <w:rStyle w:val="fontstyle11"/>
-          <w:rFonts w:hint="eastAsia"/>
-          <w:b w:val="0"/>
-        </w:rPr>
-      </w:pPr>
-      <w:r>
-        <w:rPr>
-          <w:rStyle w:val="fontstyle11"/>
-          <w:b w:val="0"/>
-        </w:rPr>
-        <w:t>IV.</w:t>
-      </w:r>
-      <w:r>
-        <w:rPr>
-          <w:rStyle w:val="fontstyle11"/>
-          <w:b w:val="0"/>
-        </w:rPr>
-        <w:t>3</w:t>
-      </w:r>
-      <w:r>
-        <w:rPr>
-          <w:rStyle w:val="fontstyle11"/>
-          <w:b w:val="0"/>
-        </w:rPr>
-        <w:t>.1</w:t>
-      </w:r>
-      <w:r>
-        <w:rPr>
-          <w:rStyle w:val="fontstyle11"/>
-          <w:b w:val="0"/>
-        </w:rPr>
-        <w:t xml:space="preserve"> Component</w:t>
-      </w:r>
-      <w:r>
-        <w:rPr>
-          <w:rStyle w:val="fontstyle11"/>
-          <w:b w:val="0"/>
-        </w:rPr>
-        <w:t xml:space="preserve"> </w:t>
-      </w:r>
-      <w:r>
-        <w:rPr>
-          <w:rStyle w:val="fontstyle11"/>
-          <w:b w:val="0"/>
-        </w:rPr>
-        <w:t>Diagram</w:t>
-      </w:r>
-    </w:p>
-    <w:p>
-      <w:pPr>
-        <w:jc w:val="both"/>
-        <w:rPr>
-          <w:i/>
-          <w:color w:val="0000FF"/>
-        </w:rPr>
-      </w:pPr>
-      <w:r>
-        <w:rPr>
-          <w:i/>
-          <w:color w:val="0000FF"/>
-        </w:rPr>
-        <w:t>Sample</w:t>
-      </w:r>
-    </w:p>
-    <w:p>
-      <w:r>
-        <w:rPr>
-          <w:noProof/>
-        </w:rPr>
-        <w:lastRenderedPageBreak/>
-        <w:drawing>
-          <wp:inline distT="0" distB="0" distL="0" distR="0" wp14:anchorId="296FA8DE" wp14:editId="3BAE0572">
-            <wp:extent cx="4292821" cy="2730640"/>
-            <wp:effectExtent l="0" t="0" r="0" b="0"/>
-            <wp:docPr id="12" name="Picture 12"/>
-            <wp:cNvGraphicFramePr>
-              <a:graphicFrameLocks xmlns:a="http://schemas.openxmlformats.org/drawingml/2006/main" noChangeAspect="1"/>
-            </wp:cNvGraphicFramePr>
-            <a:graphic xmlns:a="http://schemas.openxmlformats.org/drawingml/2006/main">
-              <a:graphicData uri="http://schemas.openxmlformats.org/drawingml/2006/picture">
-                <pic:pic xmlns:pic="http://schemas.openxmlformats.org/drawingml/2006/picture">
-                  <pic:nvPicPr>
-                    <pic:cNvPr id="1" name=""/>
-                    <pic:cNvPicPr/>
-                  </pic:nvPicPr>
-                  <pic:blipFill>
-                    <a:blip r:embed="rId16"/>
-                    <a:stretch>
-                      <a:fillRect/>
-                    </a:stretch>
-                  </pic:blipFill>
-                  <pic:spPr>
-                    <a:xfrm>
-                      <a:off x="0" y="0"/>
                       <a:ext cx="4292821" cy="2730640"/>
                     </a:xfrm>
                     <a:prstGeom prst="rect">
@@ -8422,6 +8405,7 @@
           <w:b w:val="0"/>
         </w:rPr>
       </w:pPr>
+      <w:proofErr w:type="gramStart"/>
       <w:r>
         <w:rPr>
           <w:rStyle w:val="fontstyle11"/>
@@ -8455,7 +8439,15 @@
           <w:rStyle w:val="fontstyle11"/>
           <w:b w:val="0"/>
         </w:rPr>
-        <w:t xml:space="preserve">. </w:t>
+        <w:t>.</w:t>
+      </w:r>
+      <w:proofErr w:type="gramEnd"/>
+      <w:r>
+        <w:rPr>
+          <w:rStyle w:val="fontstyle11"/>
+          <w:b w:val="0"/>
+        </w:rPr>
+        <w:t xml:space="preserve"> </w:t>
       </w:r>
       <w:r>
         <w:rPr>
@@ -8534,7 +8526,7 @@
                     <pic:cNvPicPr/>
                   </pic:nvPicPr>
                   <pic:blipFill>
-                    <a:blip r:embed="rId17"/>
+                    <a:blip r:embed="rId16"/>
                     <a:stretch>
                       <a:fillRect/>
                     </a:stretch>
@@ -9372,7 +9364,7 @@
                     <pic:cNvPicPr/>
                   </pic:nvPicPr>
                   <pic:blipFill>
-                    <a:blip r:embed="rId18"/>
+                    <a:blip r:embed="rId17"/>
                     <a:stretch>
                       <a:fillRect/>
                     </a:stretch>
@@ -9779,7 +9771,21 @@
         <w:rPr>
           <w:rStyle w:val="fontstyle11"/>
         </w:rPr>
-        <w:t>………….. (ex:</w:t>
+        <w:t>………</w:t>
+      </w:r>
+      <w:proofErr w:type="gramStart"/>
+      <w:r>
+        <w:rPr>
+          <w:rStyle w:val="fontstyle11"/>
+        </w:rPr>
+        <w:t>…..</w:t>
+      </w:r>
+      <w:proofErr w:type="gramEnd"/>
+      <w:r>
+        <w:rPr>
+          <w:rStyle w:val="fontstyle11"/>
+        </w:rPr>
+        <w:t xml:space="preserve"> (ex:</w:t>
       </w:r>
       <w:r>
         <w:rPr>
@@ -9791,7 +9797,14 @@
         <w:rPr>
           <w:rStyle w:val="Strong"/>
         </w:rPr>
-        <w:t>Service-Oriented Architecture (SOA))</w:t>
+        <w:t>Service-Oriented Architecture (SOA</w:t>
+      </w:r>
+      <w:proofErr w:type="gramStart"/>
+      <w:r>
+        <w:rPr>
+          <w:rStyle w:val="Strong"/>
+        </w:rPr>
+        <w:t>))</w:t>
       </w:r>
       <w:r>
         <w:rPr>
@@ -9806,6 +9819,7 @@
         <w:t xml:space="preserve"> architecture</w:t>
       </w:r>
       <w:bookmarkEnd w:id="31"/>
+      <w:proofErr w:type="gramEnd"/>
     </w:p>
     <w:p>
       <w:pPr>
